--- a/docgen/リリース手順書.docx
+++ b/docgen/リリース手順書.docx
@@ -345,6 +345,80 @@
           </w:p>
         </w:tc>
       </w:tr>
+      <w:tr>
+        <w:tc>
+          <w:tcPr>
+            <w:tcW w:type="dxa" w:w="1400"/>
+            <w:tcMar>
+              <w:top w:type="dxa" w:w="80"/>
+              <w:left w:type="dxa" w:w="100"/>
+              <w:bottom w:type="dxa" w:w="80"/>
+              <w:right w:type="dxa" w:w="100"/>
+            </w:tcMar>
+            <w:vAlign w:val="center"/>
+          </w:tcPr>
+          <w:p>
+            <w:r>
+              <w:rPr>
+                <w:b w:val="false"/>
+                <w:bCs w:val="false"/>
+                <w:color w:val="000000"/>
+                <w:sz w:val="18"/>
+                <w:szCs w:val="18"/>
+              </w:rPr>
+              <w:t xml:space="preserve">v1.1</w:t>
+            </w:r>
+          </w:p>
+        </w:tc>
+        <w:tc>
+          <w:tcPr>
+            <w:tcW w:type="dxa" w:w="2200"/>
+            <w:tcMar>
+              <w:top w:type="dxa" w:w="80"/>
+              <w:left w:type="dxa" w:w="100"/>
+              <w:bottom w:type="dxa" w:w="80"/>
+              <w:right w:type="dxa" w:w="100"/>
+            </w:tcMar>
+            <w:vAlign w:val="center"/>
+          </w:tcPr>
+          <w:p>
+            <w:r>
+              <w:rPr>
+                <w:b w:val="false"/>
+                <w:bCs w:val="false"/>
+                <w:color w:val="000000"/>
+                <w:sz w:val="18"/>
+                <w:szCs w:val="18"/>
+              </w:rPr>
+              <w:t xml:space="preserve">2026年8月</w:t>
+            </w:r>
+          </w:p>
+        </w:tc>
+        <w:tc>
+          <w:tcPr>
+            <w:tcW w:type="dxa" w:w="6800"/>
+            <w:tcMar>
+              <w:top w:type="dxa" w:w="80"/>
+              <w:left w:type="dxa" w:w="100"/>
+              <w:bottom w:type="dxa" w:w="80"/>
+              <w:right w:type="dxa" w:w="100"/>
+            </w:tcMar>
+            <w:vAlign w:val="center"/>
+          </w:tcPr>
+          <w:p>
+            <w:r>
+              <w:rPr>
+                <w:b w:val="false"/>
+                <w:bCs w:val="false"/>
+                <w:color w:val="000000"/>
+                <w:sz w:val="18"/>
+                <w:szCs w:val="18"/>
+              </w:rPr>
+              <w:t xml:space="preserve">Googleログイン用シークレット(GOOGLE_CLIENT_ID/SECRET)の設定手順・確認項目を追加</w:t>
+            </w:r>
+          </w:p>
+        </w:tc>
+      </w:tr>
     </w:tbl>
     <w:p>
       <w:r>
@@ -1254,6 +1328,18 @@
           <w:szCs w:val="20"/>
         </w:rPr>
         <w:t xml:space="preserve">設定済みシークレット一覧の確認: npx wrangler secret list</w:t>
+      </w:r>
+    </w:p>
+    <w:p>
+      <w:pPr>
+        <w:spacing w:after="120"/>
+      </w:pPr>
+      <w:r>
+        <w:rPr>
+          <w:sz w:val="20"/>
+          <w:szCs w:val="20"/>
+        </w:rPr>
+        <w:t xml:space="preserve">Googleログインを有効化する場合は GOOGLE_CLIENT_ID / GOOGLE_CLIENT_SECRET をこの方法で設定する(未設定の間はログイン画面の「Googleでログイン」がエラーメッセージを表示するのみで、他機能には影響しない。設定後の再デプロイは不要)。詳細はCLAUDE.mdの「Googleログインの設定」を参照。</w:t>
       </w:r>
     </w:p>
     <w:p>
